--- a/templates/THANH LY KY LAI_TEMPLATE.docx
+++ b/templates/THANH LY KY LAI_TEMPLATE.docx
@@ -1,6 +1,6 @@
 
 <file path=word/document.xml><?xml version="1.0" encoding="utf-8"?>
-<w:document xmlns:wpc="http://schemas.microsoft.com/office/word/2010/wordprocessingCanvas" xmlns:cx="http://schemas.microsoft.com/office/drawing/2014/chartex" xmlns:cx1="http://schemas.microsoft.com/office/drawing/2015/9/8/chartex" xmlns:cx2="http://schemas.microsoft.com/office/drawing/2015/10/21/chartex" xmlns:cx3="http://schemas.microsoft.com/office/drawing/2016/5/9/chartex" xmlns:cx4="http://schemas.microsoft.com/office/drawing/2016/5/10/chartex" xmlns:cx5="http://schemas.microsoft.com/office/drawing/2016/5/11/chartex" xmlns:cx6="http://schemas.microsoft.com/office/drawing/2016/5/12/chartex" xmlns:cx7="http://schemas.microsoft.com/office/drawing/2016/5/13/chartex" xmlns:cx8="http://schemas.microsoft.com/office/drawing/2016/5/14/chartex" xmlns:mc="http://schemas.openxmlformats.org/markup-compatibility/2006" xmlns:aink="http://schemas.microsoft.com/office/drawing/2016/ink" xmlns:am3d="http://schemas.microsoft.com/office/drawing/2017/model3d" xmlns:o="urn:schemas-microsoft-com:office:office" xmlns:oel="http://schemas.microsoft.com/office/2019/extlst" xmlns:r="http://schemas.openxmlformats.org/officeDocument/2006/relationships" xmlns:m="http://schemas.openxmlformats.org/officeDocument/2006/math" xmlns:v="urn:schemas-microsoft-com:vml" xmlns:wp14="http://schemas.microsoft.com/office/word/2010/wordprocessingDrawing" xmlns:wp="http://schemas.openxmlformats.org/drawingml/2006/wordprocessingDrawing" xmlns:w10="urn:schemas-microsoft-com:office:word" xmlns:w="http://schemas.openxmlformats.org/wordprocessingml/2006/main" xmlns:w14="http://schemas.microsoft.com/office/word/2010/wordml" xmlns:w15="http://schemas.microsoft.com/office/word/2012/wordml" xmlns:w16cex="http://schemas.microsoft.com/office/word/2018/wordml/cex" xmlns:w16cid="http://schemas.microsoft.com/office/word/2016/wordml/cid" xmlns:w16="http://schemas.microsoft.com/office/word/2018/wordml" xmlns:w16du="http://schemas.microsoft.com/office/word/2023/wordml/word16du" xmlns:w16sdtdh="http://schemas.microsoft.com/office/word/2020/wordml/sdtdatahash" xmlns:w16sdtfl="http://schemas.microsoft.com/office/word/2024/wordml/sdtformatlock" xmlns:w16se="http://schemas.microsoft.com/office/word/2015/wordml/symex" xmlns:wpg="http://schemas.microsoft.com/office/word/2010/wordprocessingGroup" xmlns:wpi="http://schemas.microsoft.com/office/word/2010/wordprocessingInk" xmlns:wne="http://schemas.microsoft.com/office/word/2006/wordml" xmlns:wps="http://schemas.microsoft.com/office/word/2010/wordprocessingShape" mc:Ignorable="w14 w15 w16se w16cid w16 w16cex w16sdtdh w16sdtfl w16du wp14">
+<w:document xmlns:wpc="http://schemas.microsoft.com/office/word/2010/wordprocessingCanvas" xmlns:cx="http://schemas.microsoft.com/office/drawing/2014/chartex" xmlns:cx1="http://schemas.microsoft.com/office/drawing/2015/9/8/chartex" xmlns:cx2="http://schemas.microsoft.com/office/drawing/2015/10/21/chartex" xmlns:cx3="http://schemas.microsoft.com/office/drawing/2016/5/9/chartex" xmlns:cx4="http://schemas.microsoft.com/office/drawing/2016/5/10/chartex" xmlns:cx5="http://schemas.microsoft.com/office/drawing/2016/5/11/chartex" xmlns:cx6="http://schemas.microsoft.com/office/drawing/2016/5/12/chartex" xmlns:cx7="http://schemas.microsoft.com/office/drawing/2016/5/13/chartex" xmlns:cx8="http://schemas.microsoft.com/office/drawing/2016/5/14/chartex" xmlns:mc="http://schemas.openxmlformats.org/markup-compatibility/2006" xmlns:aink="http://schemas.microsoft.com/office/drawing/2016/ink" xmlns:am3d="http://schemas.microsoft.com/office/drawing/2017/model3d" xmlns:o="urn:schemas-microsoft-com:office:office" xmlns:r="http://schemas.openxmlformats.org/officeDocument/2006/relationships" xmlns:m="http://schemas.openxmlformats.org/officeDocument/2006/math" xmlns:v="urn:schemas-microsoft-com:vml" xmlns:wp14="http://schemas.microsoft.com/office/word/2010/wordprocessingDrawing" xmlns:wp="http://schemas.openxmlformats.org/drawingml/2006/wordprocessingDrawing" xmlns:w10="urn:schemas-microsoft-com:office:word" xmlns:w="http://schemas.openxmlformats.org/wordprocessingml/2006/main" xmlns:w14="http://schemas.microsoft.com/office/word/2010/wordml" xmlns:w15="http://schemas.microsoft.com/office/word/2012/wordml" xmlns:w16cid="http://schemas.microsoft.com/office/word/2016/wordml/cid" xmlns:w16se="http://schemas.microsoft.com/office/word/2015/wordml/symex" xmlns:wpg="http://schemas.microsoft.com/office/word/2010/wordprocessingGroup" xmlns:wpi="http://schemas.microsoft.com/office/word/2010/wordprocessingInk" xmlns:wne="http://schemas.microsoft.com/office/word/2006/wordml" xmlns:wps="http://schemas.microsoft.com/office/word/2010/wordprocessingShape" mc:Ignorable="w14 w15 w16se w16cid wp14">
   <w:body>
     <w:tbl>
       <w:tblPr>
@@ -181,7 +181,7 @@
                     </wp:anchor>
                   </w:drawing>
                 </mc:Choice>
-                <mc:Fallback>
+                <mc:Fallback xmlns:oel="http://schemas.microsoft.com/office/2019/extlst" xmlns:w16cex="http://schemas.microsoft.com/office/word/2018/wordml/cex" xmlns:w16="http://schemas.microsoft.com/office/word/2018/wordml" xmlns:w16du="http://schemas.microsoft.com/office/word/2023/wordml/word16du" xmlns:w16sdtdh="http://schemas.microsoft.com/office/word/2020/wordml/sdtdatahash" xmlns:w16sdtfl="http://schemas.microsoft.com/office/word/2024/wordml/sdtformatlock">
                   <w:pict>
                     <v:line w14:anchorId="3A8FE28D" id="Straight Connector 2000649774" o:spid="_x0000_s1026" style="position:absolute;flip:x;z-index:251661312;visibility:visible;mso-wrap-style:square;mso-wrap-distance-left:9pt;mso-wrap-distance-top:0;mso-wrap-distance-right:9pt;mso-wrap-distance-bottom:0;mso-position-horizontal:absolute;mso-position-horizontal-relative:text;mso-position-vertical:absolute;mso-position-vertical-relative:text" from="51.4pt,3.8pt" to="174.3pt,3.8pt" o:gfxdata="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" strokecolor="black [3213]" strokeweight=".5pt">
                       <v:stroke joinstyle="miter"/>
@@ -273,7 +273,7 @@
                     </wp:anchor>
                   </w:drawing>
                 </mc:Choice>
-                <mc:Fallback>
+                <mc:Fallback xmlns:oel="http://schemas.microsoft.com/office/2019/extlst" xmlns:w16cex="http://schemas.microsoft.com/office/word/2018/wordml/cex" xmlns:w16="http://schemas.microsoft.com/office/word/2018/wordml" xmlns:w16du="http://schemas.microsoft.com/office/word/2023/wordml/word16du" xmlns:w16sdtdh="http://schemas.microsoft.com/office/word/2020/wordml/sdtdatahash" xmlns:w16sdtfl="http://schemas.microsoft.com/office/word/2024/wordml/sdtformatlock">
                   <w:pict>
                     <v:line w14:anchorId="7B0B0E0A" id="Straight Connector 1463436238" o:spid="_x0000_s1026" style="position:absolute;flip:y;z-index:251660288;visibility:visible;mso-wrap-style:square;mso-width-percent:0;mso-height-percent:0;mso-wrap-distance-left:9pt;mso-wrap-distance-top:0;mso-wrap-distance-right:9pt;mso-wrap-distance-bottom:0;mso-position-horizontal:absolute;mso-position-horizontal-relative:text;mso-position-vertical:absolute;mso-position-vertical-relative:text;mso-width-percent:0;mso-height-percent:0;mso-width-relative:margin;mso-height-relative:margin" from="66.8pt,5.25pt" to="223.7pt,5.25pt" o:gfxdata="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" strokecolor="black [3213]" strokeweight=".5pt">
                       <v:stroke joinstyle="miter"/>
@@ -834,7 +834,7 @@
       </w:r>
       <w:r>
         <w:rPr>
-          <w:rFonts w:ascii="Times New Roman" w:hAnsi="Times New Roman" w:eastAsia="Times New Roman"/>
+          <w:rFonts w:ascii="Times New Roman" w:hAnsi="Times New Roman"/>
           <w:color w:val="EE0000"/>
           <w:szCs w:val="26"/>
           <w:lang w:val="vi-VN"/>
@@ -963,7 +963,17 @@
           <w:sz w:val="28"/>
           <w:szCs w:val="28"/>
         </w:rPr>
-        <w:t xml:space="preserve">điều chỉnh </w:t>
+        <w:t xml:space="preserve">điều </w:t>
+      </w:r>
+      <w:r>
+        <w:rPr>
+          <w:rStyle w:val="Emphasis"/>
+          <w:rFonts w:ascii="Times New Roman" w:hAnsi="Times New Roman"/>
+          <w:i w:val="0"/>
+          <w:sz w:val="28"/>
+          <w:szCs w:val="28"/>
+        </w:rPr>
+        <w:t xml:space="preserve">chỉnh </w:t>
       </w:r>
       <w:r>
         <w:rPr>
@@ -1026,64 +1036,13 @@
           <w:szCs w:val="26"/>
         </w:rPr>
       </w:pPr>
-      <w:bookmarkStart w:id="0" w:name="_Hlk78365906"/>
-      <w:r>
-        <w:rPr>
-          <w:rFonts w:ascii="Times New Roman" w:hAnsi="Times New Roman"/>
-          <w:color w:val="EE0000"/>
-          <w:szCs w:val="26"/>
-          <w:lang w:val="vi-VN"/>
-        </w:rPr>
-        <w:t>Mặt bằng</w:t>
-      </w:r>
-    </w:p>
-    <w:p>
-      <w:pPr>
-        <w:pStyle w:val="ListParagraph"/>
-        <w:numPr>
-          <w:ilvl w:val="0"/>
-          <w:numId w:val="13"/>
-        </w:numPr>
-        <w:tabs>
-          <w:tab w:val="right" w:pos="567"/>
-        </w:tabs>
-        <w:spacing w:before="120" w:after="120" w:line="276" w:lineRule="auto"/>
-        <w:jc w:val="both"/>
-        <w:rPr>
-          <w:rFonts w:ascii="Times New Roman" w:hAnsi="Times New Roman"/>
-          <w:color w:val="EE0000"/>
-          <w:szCs w:val="26"/>
-          <w:lang w:val="vi-VN"/>
-        </w:rPr>
-      </w:pPr>
-      <w:r>
-        <w:rPr>
-          <w:rFonts w:ascii="Times New Roman" w:hAnsi="Times New Roman"/>
-          <w:color w:val="EE0000"/>
-          <w:szCs w:val="26"/>
-        </w:rPr>
-        <w:lastRenderedPageBreak/>
-        <w:t>Cột anten:</w:t>
-      </w:r>
-      <w:r>
-        <w:rPr>
-          <w:rFonts w:ascii="Times New Roman" w:hAnsi="Times New Roman"/>
-          <w:color w:val="EE0000"/>
-          <w:szCs w:val="26"/>
-          <w:lang w:val="vi-VN"/>
-        </w:rPr>
-        <w:t xml:space="preserve"> tự đứng cao 21m trên sân thượng cao 12m, tổng độ cao tính từ mặt đất là 33m </w:t>
-      </w:r>
-      <w:r>
-        <w:rPr>
-          <w:rFonts w:ascii="Times New Roman" w:hAnsi="Times New Roman"/>
-          <w:color w:val="EE0000"/>
-          <w:szCs w:val="26"/>
-        </w:rPr>
-        <w:t>(có sẵn của bên chủ nhà).</w:t>
-      </w:r>
-    </w:p>
-    <w:bookmarkEnd w:id="0"/>
+      <w:r>
+        <w:rPr>
+          <w:rFonts w:ascii="Times New Roman" w:hAnsi="Times New Roman"/>
+        </w:rPr>
+        <w:t>{{CSHT_LIST1}}</w:t>
+      </w:r>
+    </w:p>
     <w:p>
       <w:pPr>
         <w:pStyle w:val="ListParagraph"/>
@@ -1133,76 +1092,7 @@
         </w:rPr>
       </w:pPr>
       <w:r>
-        <w:rPr>
-          <w:rFonts w:ascii="Times New Roman" w:hAnsi="Times New Roman"/>
-          <w:szCs w:val="26"/>
-        </w:rPr>
-        <w:t>Thời hạn hợp đồng:</w:t>
-      </w:r>
-      <w:r>
-        <w:rPr>
-          <w:rFonts w:ascii="Times New Roman" w:hAnsi="Times New Roman"/>
-          <w:szCs w:val="26"/>
-        </w:rPr>
-        <w:t xml:space="preserve"> </w:t>
-      </w:r>
-      <w:r>
-        <w:rPr>
-          <w:rFonts w:ascii="Times New Roman" w:hAnsi="Times New Roman"/>
-          <w:b/>
-          <w:bCs/>
-          <w:color w:val="EE0000"/>
-          <w:szCs w:val="26"/>
-          <w:lang w:val="vi-VN"/>
-        </w:rPr>
-        <w:t>T</w:t>
-      </w:r>
-      <w:r>
-        <w:rPr>
-          <w:rFonts w:ascii="Times New Roman" w:hAnsi="Times New Roman"/>
-          <w:b/>
-          <w:bCs/>
-          <w:color w:val="EE0000"/>
-          <w:szCs w:val="26"/>
-        </w:rPr>
-        <w:t>ừ ngày</w:t>
-      </w:r>
-      <w:r>
-        <w:rPr>
-          <w:rFonts w:ascii="Times New Roman" w:hAnsi="Times New Roman"/>
-          <w:color w:val="EE0000"/>
-          <w:szCs w:val="26"/>
-        </w:rPr>
-        <w:t xml:space="preserve"> </w:t>
-      </w:r>
-      <w:r>
-        <w:rPr>
-          <w:rFonts w:ascii="Times New Roman" w:hAnsi="Times New Roman" w:eastAsia="Times New Roman"/>
-          <w:b/>
-          <w:color w:val="EE0000"/>
-          <w:szCs w:val="26"/>
-          <w:lang w:val="vi-VN"/>
-        </w:rPr>
-        <w:t>{{START_DATE}}</w:t>
-      </w:r>
-      <w:r>
-        <w:rPr>
-          <w:rFonts w:ascii="Times New Roman" w:hAnsi="Times New Roman"/>
-          <w:b/>
-          <w:color w:val="EE0000"/>
-          <w:szCs w:val="26"/>
-        </w:rPr>
-        <w:t xml:space="preserve"> đến ngày </w:t>
-      </w:r>
-      <w:r>
-        <w:rPr>
-          <w:rFonts w:ascii="Times New Roman" w:hAnsi="Times New Roman" w:eastAsia="Times New Roman"/>
-          <w:b/>
-          <w:color w:val="EE0000"/>
-          <w:szCs w:val="26"/>
-          <w:lang w:val="vi-VN"/>
-        </w:rPr>
-        <w:t>{{END_DATE}}</w:t>
+        <w:t>Thời hạn hợp đồng: Từ ngày {{START_DATE}} đến ngày {{OLD_END_DATE}}</w:t>
       </w:r>
     </w:p>
     <w:p>
@@ -1236,7 +1126,7 @@
       </w:r>
       <w:r>
         <w:rPr>
-          <w:rFonts w:ascii="Times New Roman" w:hAnsi="Times New Roman" w:eastAsia="Times New Roman"/>
+          <w:rFonts w:ascii="Times New Roman" w:hAnsi="Times New Roman"/>
           <w:color w:val="EE0000"/>
           <w:szCs w:val="26"/>
           <w:lang w:val="vi-VN"/>
@@ -2016,192 +1906,7 @@
         </w:rPr>
       </w:pPr>
       <w:r>
-        <w:rPr>
-          <w:rFonts w:ascii="Times New Roman" w:hAnsi="Times New Roman"/>
-          <w:sz w:val="28"/>
-          <w:szCs w:val="28"/>
-          <w:lang w:val="vi-VN"/>
-        </w:rPr>
-        <w:t>Th</w:t>
-      </w:r>
-      <w:r>
-        <w:rPr>
-          <w:rFonts w:ascii="Times New Roman" w:hAnsi="Times New Roman" w:cs="Cambria"/>
-          <w:sz w:val="28"/>
-          <w:szCs w:val="28"/>
-          <w:lang w:val="vi-VN"/>
-        </w:rPr>
-        <w:t>ờ</w:t>
-      </w:r>
-      <w:r>
-        <w:rPr>
-          <w:rFonts w:ascii="Times New Roman" w:hAnsi="Times New Roman"/>
-          <w:sz w:val="28"/>
-          <w:szCs w:val="28"/>
-          <w:lang w:val="vi-VN"/>
-        </w:rPr>
-        <w:t xml:space="preserve">i gian </w:t>
-      </w:r>
-      <w:r>
-        <w:rPr>
-          <w:rFonts w:ascii="Times New Roman" w:hAnsi="Times New Roman" w:cs="Segoe Print"/>
-          <w:sz w:val="28"/>
-          <w:szCs w:val="28"/>
-          <w:lang w:val="vi-VN"/>
-        </w:rPr>
-        <w:t>á</w:t>
-      </w:r>
-      <w:r>
-        <w:rPr>
-          <w:rFonts w:ascii="Times New Roman" w:hAnsi="Times New Roman"/>
-          <w:sz w:val="28"/>
-          <w:szCs w:val="28"/>
-          <w:lang w:val="vi-VN"/>
-        </w:rPr>
-        <w:t>p d</w:t>
-      </w:r>
-      <w:r>
-        <w:rPr>
-          <w:rFonts w:ascii="Times New Roman" w:hAnsi="Times New Roman" w:cs="Cambria"/>
-          <w:sz w:val="28"/>
-          <w:szCs w:val="28"/>
-          <w:lang w:val="vi-VN"/>
-        </w:rPr>
-        <w:t>ụ</w:t>
-      </w:r>
-      <w:r>
-        <w:rPr>
-          <w:rFonts w:ascii="Times New Roman" w:hAnsi="Times New Roman"/>
-          <w:sz w:val="28"/>
-          <w:szCs w:val="28"/>
-          <w:lang w:val="vi-VN"/>
-        </w:rPr>
-        <w:t>ng gi</w:t>
-      </w:r>
-      <w:r>
-        <w:rPr>
-          <w:rFonts w:ascii="Times New Roman" w:hAnsi="Times New Roman" w:cs="Segoe Print"/>
-          <w:sz w:val="28"/>
-          <w:szCs w:val="28"/>
-          <w:lang w:val="vi-VN"/>
-        </w:rPr>
-        <w:t>á</w:t>
-      </w:r>
-      <w:r>
-        <w:rPr>
-          <w:rFonts w:ascii="Times New Roman" w:hAnsi="Times New Roman"/>
-          <w:sz w:val="28"/>
-          <w:szCs w:val="28"/>
-          <w:lang w:val="vi-VN"/>
-        </w:rPr>
-        <w:t xml:space="preserve"> thu</w:t>
-      </w:r>
-      <w:r>
-        <w:rPr>
-          <w:rFonts w:ascii="Times New Roman" w:hAnsi="Times New Roman" w:cs="Segoe Print"/>
-          <w:sz w:val="28"/>
-          <w:szCs w:val="28"/>
-          <w:lang w:val="vi-VN"/>
-        </w:rPr>
-        <w:t>ê</w:t>
-      </w:r>
-      <w:r>
-        <w:rPr>
-          <w:rFonts w:ascii="Times New Roman" w:hAnsi="Times New Roman"/>
-          <w:sz w:val="28"/>
-          <w:szCs w:val="28"/>
-          <w:lang w:val="vi-VN"/>
-        </w:rPr>
-        <w:t xml:space="preserve"> m</w:t>
-      </w:r>
-      <w:r>
-        <w:rPr>
-          <w:rFonts w:ascii="Times New Roman" w:hAnsi="Times New Roman" w:cs="Cambria"/>
-          <w:sz w:val="28"/>
-          <w:szCs w:val="28"/>
-          <w:lang w:val="vi-VN"/>
-        </w:rPr>
-        <w:t>ớ</w:t>
-      </w:r>
-      <w:r>
-        <w:rPr>
-          <w:rFonts w:ascii="Times New Roman" w:hAnsi="Times New Roman"/>
-          <w:sz w:val="28"/>
-          <w:szCs w:val="28"/>
-          <w:lang w:val="vi-VN"/>
-        </w:rPr>
-        <w:t xml:space="preserve">i: </w:t>
-      </w:r>
-      <w:r>
-        <w:rPr>
-          <w:rFonts w:ascii="Times New Roman" w:hAnsi="Times New Roman"/>
-          <w:sz w:val="28"/>
-          <w:szCs w:val="28"/>
-        </w:rPr>
-        <w:t>K</w:t>
-      </w:r>
-      <w:r>
-        <w:rPr>
-          <w:rFonts w:ascii="Times New Roman" w:hAnsi="Times New Roman" w:cs="Cambria"/>
-          <w:sz w:val="28"/>
-          <w:szCs w:val="28"/>
-          <w:lang w:val="vi-VN"/>
-        </w:rPr>
-        <w:t>ể</w:t>
-      </w:r>
-      <w:r>
-        <w:rPr>
-          <w:rFonts w:ascii="Times New Roman" w:hAnsi="Times New Roman"/>
-          <w:sz w:val="28"/>
-          <w:szCs w:val="28"/>
-          <w:lang w:val="vi-VN"/>
-        </w:rPr>
-        <w:t xml:space="preserve"> t</w:t>
-      </w:r>
-      <w:r>
-        <w:rPr>
-          <w:rFonts w:ascii="Times New Roman" w:hAnsi="Times New Roman" w:cs="Cambria"/>
-          <w:sz w:val="28"/>
-          <w:szCs w:val="28"/>
-          <w:lang w:val="vi-VN"/>
-        </w:rPr>
-        <w:t>ừ</w:t>
-      </w:r>
-      <w:r>
-        <w:rPr>
-          <w:rFonts w:ascii="Times New Roman" w:hAnsi="Times New Roman"/>
-          <w:sz w:val="28"/>
-          <w:szCs w:val="28"/>
-          <w:lang w:val="vi-VN"/>
-        </w:rPr>
-        <w:t xml:space="preserve"> </w:t>
-      </w:r>
-      <w:r>
-        <w:rPr>
-          <w:rFonts w:ascii="Times New Roman" w:hAnsi="Times New Roman"/>
-          <w:sz w:val="28"/>
-          <w:szCs w:val="28"/>
-        </w:rPr>
-        <w:t xml:space="preserve">ngày </w:t>
-      </w:r>
-      <w:r>
-        <w:rPr>
-          <w:rFonts w:ascii="Times New Roman" w:hAnsi="Times New Roman"/>
-          <w:noProof/>
-          <w:sz w:val="28"/>
-          <w:szCs w:val="28"/>
-        </w:rPr>
-        <w:t>ký</w:t>
-      </w:r>
-      <w:r>
-        <w:rPr>
-          <w:rFonts w:ascii="Times New Roman" w:hAnsi="Times New Roman"/>
-          <w:b/>
-          <w:sz w:val="28"/>
-          <w:szCs w:val="28"/>
-          <w:lang w:val="vi-VN"/>
-        </w:rPr>
-        <w:t>.</w:t>
+        <w:t>Thời gian áp dụng giá thuê mới: Từ ngày {{START_DATE}}</w:t>
       </w:r>
     </w:p>
     <w:p>
@@ -2862,7 +2567,7 @@
                     </wp:anchor>
                   </w:drawing>
                 </mc:Choice>
-                <mc:Fallback>
+                <mc:Fallback xmlns:oel="http://schemas.microsoft.com/office/2019/extlst" xmlns:w16cex="http://schemas.microsoft.com/office/word/2018/wordml/cex" xmlns:w16="http://schemas.microsoft.com/office/word/2018/wordml" xmlns:w16du="http://schemas.microsoft.com/office/word/2023/wordml/word16du" xmlns:w16sdtdh="http://schemas.microsoft.com/office/word/2020/wordml/sdtdatahash" xmlns:w16sdtfl="http://schemas.microsoft.com/office/word/2024/wordml/sdtformatlock">
                   <w:pict>
                     <v:shapetype w14:anchorId="631B8ED6" id="_x0000_t32" coordsize="21600,21600" o:spt="32" o:oned="t" path="m,l21600,21600e" filled="f">
                       <v:path arrowok="t" fillok="f" o:connecttype="none"/>
@@ -2973,27 +2678,13 @@
                     </wp:anchor>
                   </w:drawing>
                 </mc:Choice>
-                <mc:Fallback>
+                <mc:Fallback xmlns:oel="http://schemas.microsoft.com/office/2019/extlst" xmlns:w16cex="http://schemas.microsoft.com/office/word/2018/wordml/cex" xmlns:w16="http://schemas.microsoft.com/office/word/2018/wordml" xmlns:w16du="http://schemas.microsoft.com/office/word/2023/wordml/word16du" xmlns:w16sdtdh="http://schemas.microsoft.com/office/word/2020/wordml/sdtdatahash" xmlns:w16sdtfl="http://schemas.microsoft.com/office/word/2024/wordml/sdtformatlock">
                   <w:pict>
                     <v:shape w14:anchorId="3582894D" id="Straight Arrow Connector 2093591429" o:spid="_x0000_s1026" type="#_x0000_t32" style="position:absolute;margin-left:60.2pt;margin-top:4.05pt;width:124.8pt;height:0;z-index:251666432;visibility:visible;mso-wrap-style:square;mso-width-percent:0;mso-height-percent:0;mso-wrap-distance-left:9pt;mso-wrap-distance-top:-6e-5mm;mso-wrap-distance-right:9pt;mso-wrap-distance-bottom:-6e-5mm;mso-position-horizontal:absolute;mso-position-horizontal-relative:text;mso-position-vertical:absolute;mso-position-vertical-relative:text;mso-width-percent:0;mso-height-percent:0;mso-width-relative:page;mso-height-relative:page" o:gfxdata="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"/>
                   </w:pict>
                 </mc:Fallback>
               </mc:AlternateContent>
             </w:r>
-          </w:p>
-          <w:p>
-            <w:pPr>
-              <w:widowControl w:val="0"/>
-              <w:tabs>
-                <w:tab w:val="left" w:pos="1843"/>
-              </w:tabs>
-              <w:jc w:val="center"/>
-              <w:rPr>
-                <w:rFonts w:ascii="Times New Roman" w:hAnsi="Times New Roman"/>
-                <w:sz w:val="28"/>
-                <w:szCs w:val="28"/>
-              </w:rPr>
-            </w:pPr>
           </w:p>
         </w:tc>
         <w:tc>
@@ -3057,7 +2748,7 @@
       </w:pPr>
       <w:r>
         <w:rPr>
-          <w:rFonts w:ascii="Times New Roman" w:hAnsi="Times New Roman" w:eastAsia="Times New Roman"/>
+          <w:rFonts w:eastAsia="Times New Roman"/>
         </w:rPr>
         <w:t xml:space="preserve">Về việc thanh lý hợp đồng trạm {{SITE_ID}} </w:t>
       </w:r>
@@ -3086,7 +2777,7 @@
       </w:pPr>
       <w:r>
         <w:rPr>
-          <w:rFonts w:ascii="Times New Roman" w:hAnsi="Times New Roman" w:eastAsia="Times New Roman"/>
+          <w:rFonts w:eastAsia="Times New Roman"/>
         </w:rPr>
         <w:t>Căn cứ vào hợp đồng số {{CONTRACT_NO}} ký ngày {{CONTRACT_DATE}} giữa Trung tâm mạng lưới MobiFone miền Nam và Ông/Bà {{OWNER_NAME}} về việc thuê vị trí đặt trạm điện thoại di động tại: {{ADDRESS_OLD}} (ID trạm: {{SITE_ID}}).</w:t>
       </w:r>
@@ -3157,21 +2848,49 @@
           <w:sz w:val="26"/>
           <w:szCs w:val="26"/>
         </w:rPr>
-        <w:t xml:space="preserve">  tại Trung tâm mạng lưới MobiFone miền Nam số  MM18 Trường Sơn, P</w:t>
+        <w:t xml:space="preserve">  tại </w:t>
+      </w:r>
+      <w:r>
+        <w:rPr>
+          <w:color w:val="000000" w:themeColor="text1"/>
+          <w:sz w:val="28"/>
+          <w:szCs w:val="28"/>
+        </w:rPr>
+        <w:t xml:space="preserve">tại </w:t>
+      </w:r>
+      <w:r>
+        <w:rPr>
+          <w:rStyle w:val="Strong"/>
+          <w:b w:val="0"/>
+          <w:bCs w:val="0"/>
+          <w:color w:val="000000" w:themeColor="text1"/>
+          <w:sz w:val="28"/>
+          <w:szCs w:val="28"/>
+        </w:rPr>
+        <w:t>MobiFone Đồng Nai – Chi nhánh Tổng Công ty Viễn Thông MobiFone</w:t>
+      </w:r>
+      <w:r>
+        <w:rPr>
+          <w:color w:val="000000" w:themeColor="text1"/>
+          <w:sz w:val="28"/>
+          <w:szCs w:val="28"/>
+        </w:rPr>
+        <w:t xml:space="preserve"> số 236A Phan Trung, phường Tam </w:t>
+      </w:r>
+      <w:r>
+        <w:rPr>
+          <w:color w:val="000000" w:themeColor="text1"/>
+          <w:sz w:val="28"/>
+          <w:szCs w:val="28"/>
+        </w:rPr>
+        <w:t>Hiệp, Tp Đồng Nai.</w:t>
       </w:r>
       <w:r>
         <w:rPr>
           <w:sz w:val="26"/>
           <w:szCs w:val="26"/>
         </w:rPr>
-        <w:t>hường Hòa Hưng</w:t>
-      </w:r>
-      <w:r>
-        <w:rPr>
-          <w:sz w:val="26"/>
-          <w:szCs w:val="26"/>
-        </w:rPr>
-        <w:t xml:space="preserve">, Tp.HCM. </w:t>
+        <w:t xml:space="preserve">. </w:t>
       </w:r>
     </w:p>
     <w:p>
@@ -3239,8 +2958,8 @@
         <w:tblLook w:val="04A0" w:firstRow="1" w:lastRow="0" w:firstColumn="1" w:lastColumn="0" w:noHBand="0" w:noVBand="1"/>
       </w:tblPr>
       <w:tblGrid>
-        <w:gridCol w:w="2286"/>
-        <w:gridCol w:w="6740"/>
+        <w:gridCol w:w="2263"/>
+        <w:gridCol w:w="6763"/>
       </w:tblGrid>
       <w:tr>
         <w:trPr>
@@ -3248,7 +2967,7 @@
         </w:trPr>
         <w:tc>
           <w:tcPr>
-            <w:tcW w:w="1254" w:type="pct"/>
+            <w:tcW w:w="1241" w:type="pct"/>
             <w:noWrap/>
             <w:tcMar>
               <w:top w:w="15" w:type="dxa"/>
@@ -3331,8 +3050,8 @@
                 <w:szCs w:val="26"/>
               </w:rPr>
             </w:pPr>
-            <w:bookmarkStart w:id="1" w:name="_Hlk65570467"/>
-            <w:bookmarkStart w:id="2" w:name="_Hlk76457538"/>
+            <w:bookmarkStart w:id="0" w:name="_Hlk65570467"/>
+            <w:bookmarkStart w:id="1" w:name="_Hlk76457538"/>
             <w:r>
               <w:rPr>
                 <w:rFonts w:ascii="Times New Roman" w:hAnsi="Times New Roman"/>
@@ -3369,71 +3088,10 @@
             </w:r>
           </w:p>
         </w:tc>
-        <w:bookmarkEnd w:id="1"/>
-      </w:tr>
-      <w:bookmarkEnd w:id="2"/>
-      <w:tr>
-        <w:trPr>
-          <w:tblCellSpacing w:w="15" w:type="dxa"/>
-        </w:trPr>
-        <w:tc>
-          <w:tcPr>
-            <w:tcW w:w="0" w:type="auto"/>
-            <w:noWrap/>
-            <w:tcMar>
-              <w:top w:w="15" w:type="dxa"/>
-              <w:left w:w="15" w:type="dxa"/>
-              <w:bottom w:w="15" w:type="dxa"/>
-              <w:right w:w="15" w:type="dxa"/>
-            </w:tcMar>
-            <w:hideMark/>
-          </w:tcPr>
-          <w:p>
-            <w:pPr>
-              <w:ind w:left="342"/>
-              <w:rPr>
-                <w:rFonts w:ascii="Times New Roman" w:hAnsi="Times New Roman"/>
-                <w:szCs w:val="26"/>
-              </w:rPr>
-            </w:pPr>
-            <w:r>
-              <w:rPr>
-                <w:rFonts w:ascii="Times New Roman" w:hAnsi="Times New Roman"/>
-                <w:sz w:val="28"/>
-              </w:rPr>
-              <w:t>Địa chỉ liên hệ</w:t>
-            </w:r>
-          </w:p>
-        </w:tc>
-        <w:tc>
-          <w:tcPr>
-            <w:tcW w:w="0" w:type="auto"/>
-            <w:tcMar>
-              <w:top w:w="15" w:type="dxa"/>
-              <w:left w:w="15" w:type="dxa"/>
-              <w:bottom w:w="15" w:type="dxa"/>
-              <w:right w:w="15" w:type="dxa"/>
-            </w:tcMar>
-            <w:hideMark/>
-          </w:tcPr>
-          <w:p>
-            <w:pPr>
-              <w:rPr>
-                <w:rFonts w:ascii="Times New Roman" w:hAnsi="Times New Roman"/>
-                <w:szCs w:val="26"/>
-              </w:rPr>
-            </w:pPr>
-            <w:r>
-              <w:rPr>
-                <w:rFonts w:ascii="Times New Roman" w:hAnsi="Times New Roman"/>
-                <w:sz w:val="28"/>
-              </w:rPr>
-              <w:t>: {{CONTACT_ADDR}}</w:t>
-            </w:r>
-          </w:p>
-        </w:tc>
+        <w:bookmarkEnd w:id="0"/>
       </w:tr>
     </w:tbl>
+    <w:bookmarkEnd w:id="1"/>
     <w:p>
       <w:pPr>
         <w:pStyle w:val="NormalWeb"/>
@@ -3886,53 +3544,7 @@
         </w:rPr>
       </w:pPr>
       <w:r>
-        <w:rPr>
-          <w:sz w:val="26"/>
-          <w:szCs w:val="26"/>
-        </w:rPr>
-        <w:t xml:space="preserve"> Sau khi xem xét việc thực hiện hợp đồng số </w:t>
-      </w:r>
-      <w:r>
-        <w:rPr>
-          <w:sz w:val="26"/>
-          <w:szCs w:val="26"/>
-        </w:rPr>
-        <w:t>2590-24/HĐ-MLMN-ĐVTĐN</w:t>
-      </w:r>
-      <w:r>
-        <w:rPr>
-          <w:sz w:val="26"/>
-          <w:szCs w:val="26"/>
-        </w:rPr>
-        <w:t xml:space="preserve"> </w:t>
-      </w:r>
-      <w:r>
-        <w:rPr>
-          <w:sz w:val="26"/>
-          <w:szCs w:val="26"/>
-        </w:rPr>
-        <w:t xml:space="preserve">ký ngày </w:t>
-      </w:r>
-      <w:r>
-        <w:rPr>
-          <w:sz w:val="26"/>
-          <w:szCs w:val="26"/>
-        </w:rPr>
-        <w:t>30/08/2024</w:t>
-      </w:r>
-      <w:r>
-        <w:rPr>
-          <w:sz w:val="26"/>
-          <w:szCs w:val="26"/>
-        </w:rPr>
-        <w:t xml:space="preserve"> </w:t>
-      </w:r>
-      <w:r>
-        <w:rPr>
-          <w:sz w:val="26"/>
-          <w:szCs w:val="26"/>
-        </w:rPr>
-        <w:t xml:space="preserve">hai bên cùng thống nhất như sau: </w:t>
+        <w:t xml:space="preserve"> Sau khi xem xét việc thực hiện hợp đồng số {{CONTRACT_NO}} ký ngày {{CONTRACT_DATE}} hai bên cùng thống nhất như sau: </w:t>
       </w:r>
     </w:p>
     <w:p>
@@ -3947,25 +3559,7 @@
         </w:rPr>
       </w:pPr>
       <w:r>
-        <w:rPr>
-          <w:sz w:val="26"/>
-          <w:szCs w:val="26"/>
-        </w:rPr>
-        <w:t xml:space="preserve">1/ Hai bên đã thực hiện nghiêm túc hợp đồng đã ký, bên B đã thanh toán cho bên A các khoản tiền theo hợp đồng đến hết ngày </w:t>
-      </w:r>
-      <w:r>
-        <w:rPr>
-          <w:sz w:val="26"/>
-          <w:szCs w:val="26"/>
-        </w:rPr>
-        <w:t>31/12/2025</w:t>
-      </w:r>
-      <w:r>
-        <w:rPr>
-          <w:sz w:val="26"/>
-          <w:szCs w:val="26"/>
-        </w:rPr>
-        <w:t xml:space="preserve">; </w:t>
+        <w:t>1/ Hai bên đã thực hiện nghiêm túc hợp đồng đã ký, bên B đã thanh toán cho bên A các khoản tiền theo hợp đồng đến hết ngày {{OLD_END_DATE}};</w:t>
       </w:r>
     </w:p>
     <w:p>
@@ -3980,25 +3574,7 @@
         </w:rPr>
       </w:pPr>
       <w:r>
-        <w:rPr>
-          <w:sz w:val="26"/>
-          <w:szCs w:val="26"/>
-        </w:rPr>
-        <w:t xml:space="preserve">2/ Việc thuê đặt trạm tại địa chỉ trên sau ngày </w:t>
-      </w:r>
-      <w:r>
-        <w:rPr>
-          <w:sz w:val="26"/>
-          <w:szCs w:val="26"/>
-        </w:rPr>
-        <w:t>31/12/2025</w:t>
-      </w:r>
-      <w:r>
-        <w:rPr>
-          <w:sz w:val="26"/>
-          <w:szCs w:val="26"/>
-        </w:rPr>
-        <w:t xml:space="preserve"> sẽ được thực hiện theo một hợp đồng mới với sự thỏa thuận của hai bên; </w:t>
+        <w:t>2/ Việc thuê đặt trạm tại địa chỉ trên sau ngày {{OLD_END_DATE}} sẽ được thực hiện theo một hợp đồng mới với sự thỏa thuận của hai bên;</w:t>
       </w:r>
     </w:p>
     <w:p>
@@ -4236,6 +3812,9 @@
               </w:rPr>
             </w:pPr>
             <w:r>
+              <w:rPr>
+                <w:rFonts w:ascii="Times New Roman" w:hAnsi="Times New Roman"/>
+              </w:rPr>
               <w:t>{{OWNER_NAME}}</w:t>
             </w:r>
           </w:p>
@@ -4271,7 +3850,11 @@
         </w:tc>
       </w:tr>
     </w:tbl>
-    <w:p/>
+    <w:p>
+      <w:r>
+        <w:br w:type="page"/>
+      </w:r>
+    </w:p>
     <w:tbl>
       <w:tblPr>
         <w:tblpPr w:leftFromText="180" w:rightFromText="180" w:vertAnchor="text" w:horzAnchor="margin" w:tblpXSpec="center" w:tblpY="-832"/>
@@ -4448,7 +4031,7 @@
                     </wp:anchor>
                   </w:drawing>
                 </mc:Choice>
-                <mc:Fallback>
+                <mc:Fallback xmlns:oel="http://schemas.microsoft.com/office/2019/extlst" xmlns:w16cex="http://schemas.microsoft.com/office/word/2018/wordml/cex" xmlns:w16="http://schemas.microsoft.com/office/word/2018/wordml" xmlns:w16du="http://schemas.microsoft.com/office/word/2023/wordml/word16du" xmlns:w16sdtdh="http://schemas.microsoft.com/office/word/2020/wordml/sdtdatahash" xmlns:w16sdtfl="http://schemas.microsoft.com/office/word/2024/wordml/sdtformatlock">
                   <w:pict>
                     <v:shape w14:anchorId="18EC2693" id="Straight Arrow Connector 4" o:spid="_x0000_s1026" type="#_x0000_t32" style="position:absolute;margin-left:61.15pt;margin-top:19.7pt;width:132pt;height:0;z-index:251664384;visibility:visible;mso-wrap-style:square;mso-width-percent:0;mso-height-percent:0;mso-wrap-distance-left:9pt;mso-wrap-distance-top:-6e-5mm;mso-wrap-distance-right:9pt;mso-wrap-distance-bottom:-6e-5mm;mso-position-horizontal:absolute;mso-position-horizontal-relative:text;mso-position-vertical:absolute;mso-position-vertical-relative:text;mso-width-percent:0;mso-height-percent:0;mso-width-relative:page;mso-height-relative:page" o:gfxdata="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"/>
                   </w:pict>
@@ -4555,27 +4138,13 @@
                     </wp:anchor>
                   </w:drawing>
                 </mc:Choice>
-                <mc:Fallback>
+                <mc:Fallback xmlns:oel="http://schemas.microsoft.com/office/2019/extlst" xmlns:w16cex="http://schemas.microsoft.com/office/word/2018/wordml/cex" xmlns:w16="http://schemas.microsoft.com/office/word/2018/wordml" xmlns:w16du="http://schemas.microsoft.com/office/word/2023/wordml/word16du" xmlns:w16sdtdh="http://schemas.microsoft.com/office/word/2020/wordml/sdtdatahash" xmlns:w16sdtfl="http://schemas.microsoft.com/office/word/2024/wordml/sdtformatlock">
                   <w:pict>
                     <v:shape w14:anchorId="0680D1E1" id="Straight Arrow Connector 5" o:spid="_x0000_s1026" type="#_x0000_t32" style="position:absolute;margin-left:60.2pt;margin-top:4.05pt;width:124.8pt;height:0;z-index:251663360;visibility:visible;mso-wrap-style:square;mso-width-percent:0;mso-height-percent:0;mso-wrap-distance-left:9pt;mso-wrap-distance-top:-6e-5mm;mso-wrap-distance-right:9pt;mso-wrap-distance-bottom:-6e-5mm;mso-position-horizontal:absolute;mso-position-horizontal-relative:text;mso-position-vertical:absolute;mso-position-vertical-relative:text;mso-width-percent:0;mso-height-percent:0;mso-width-relative:page;mso-height-relative:page" o:gfxdata="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"/>
                   </w:pict>
                 </mc:Fallback>
               </mc:AlternateContent>
             </w:r>
-          </w:p>
-          <w:p>
-            <w:pPr>
-              <w:widowControl w:val="0"/>
-              <w:tabs>
-                <w:tab w:val="left" w:pos="1843"/>
-              </w:tabs>
-              <w:jc w:val="center"/>
-              <w:rPr>
-                <w:rFonts w:ascii="Times New Roman" w:hAnsi="Times New Roman"/>
-                <w:sz w:val="28"/>
-                <w:szCs w:val="28"/>
-              </w:rPr>
-            </w:pPr>
           </w:p>
         </w:tc>
         <w:tc>
@@ -4665,7 +4234,7 @@
       <w:r>
         <w:rPr>
           <w:rStyle w:val="Strong"/>
-          <w:rFonts w:ascii="Times New Roman" w:hAnsi="Times New Roman" w:eastAsia="Times New Roman"/>
+          <w:rFonts w:ascii="Times New Roman" w:hAnsi="Times New Roman"/>
           <w:color w:val="000000" w:themeColor="text1"/>
           <w:sz w:val="28"/>
           <w:szCs w:val="28"/>
@@ -4693,7 +4262,7 @@
       </w:pPr>
       <w:r>
         <w:rPr>
-          <w:rFonts w:ascii="Times New Roman" w:hAnsi="Times New Roman" w:eastAsia="Times New Roman"/>
+          <w:rFonts w:ascii="Times New Roman" w:hAnsi="Times New Roman"/>
         </w:rPr>
         <w:t>Địa chỉ trạm: {{ADDRESS_OLD}}</w:t>
       </w:r>
@@ -4719,7 +4288,7 @@
       </w:pPr>
       <w:r>
         <w:rPr>
-          <w:rFonts w:ascii="Times New Roman" w:hAnsi="Times New Roman" w:eastAsia="Times New Roman"/>
+          <w:rFonts w:ascii="Times New Roman" w:hAnsi="Times New Roman"/>
         </w:rPr>
         <w:t>(Kinh độ {{LONGITUDE}} – Vĩ độ {{LATITUDE}})</w:t>
       </w:r>
@@ -4739,7 +4308,7 @@
           <w:lang w:val="vi-VN"/>
         </w:rPr>
       </w:pPr>
-      <w:bookmarkStart w:id="3" w:name="_Hlk76390970"/>
+      <w:bookmarkStart w:id="2" w:name="_Hlk76390970"/>
       <w:r>
         <w:rPr>
           <w:rFonts w:ascii="Times New Roman" w:hAnsi="Times New Roman"/>
@@ -4752,7 +4321,7 @@
         </w:rPr>
         <w:t>Số:       -26/</w:t>
       </w:r>
-      <w:bookmarkEnd w:id="3"/>
+      <w:bookmarkEnd w:id="2"/>
       <w:r>
         <w:rPr>
           <w:rFonts w:ascii="Times New Roman" w:eastAsiaTheme="minorEastAsia" w:hAnsi="Times New Roman"/>
@@ -4894,7 +4463,7 @@
       <w:r>
         <w:rPr>
           <w:rStyle w:val="Emphasis"/>
-          <w:rFonts w:ascii="Times New Roman" w:hAnsi="Times New Roman" w:eastAsia="Times New Roman"/>
+          <w:rFonts w:ascii="Times New Roman" w:hAnsi="Times New Roman"/>
           <w:i w:val="0"/>
           <w:iCs w:val="0"/>
           <w:color w:val="000000" w:themeColor="text1"/>
@@ -4979,7 +4548,37 @@
           <w:szCs w:val="28"/>
           <w:lang w:val="vi-VN"/>
         </w:rPr>
-        <w:t xml:space="preserve"> số 236A Phan Trung, phường Tam Hiệp, tỉnh Đồng Nai.</w:t>
+        <w:t xml:space="preserve"> số 236A Phan Trung, phường Tam </w:t>
+      </w:r>
+      <w:r>
+        <w:rPr>
+          <w:rFonts w:ascii="Times New Roman" w:hAnsi="Times New Roman"/>
+          <w:color w:val="000000" w:themeColor="text1"/>
+          <w:sz w:val="28"/>
+          <w:szCs w:val="28"/>
+          <w:lang w:val="vi-VN"/>
+        </w:rPr>
+        <w:t xml:space="preserve">Hiệp, </w:t>
+      </w:r>
+      <w:r>
+        <w:rPr>
+          <w:rFonts w:ascii="Times New Roman" w:hAnsi="Times New Roman"/>
+          <w:color w:val="000000" w:themeColor="text1"/>
+          <w:sz w:val="28"/>
+          <w:szCs w:val="28"/>
+          <w:lang w:val="vi-VN"/>
+        </w:rPr>
+        <w:t>Tp Đồng Nai</w:t>
+      </w:r>
+      <w:r>
+        <w:rPr>
+          <w:rFonts w:ascii="Times New Roman" w:hAnsi="Times New Roman"/>
+          <w:color w:val="000000" w:themeColor="text1"/>
+          <w:sz w:val="28"/>
+          <w:szCs w:val="28"/>
+          <w:lang w:val="vi-VN"/>
+        </w:rPr>
+        <w:t>.</w:t>
       </w:r>
     </w:p>
     <w:p>
@@ -5049,6 +4648,9 @@
         <w:t xml:space="preserve">Ông/Bà </w:t>
       </w:r>
       <w:r>
+        <w:rPr>
+          <w:rFonts w:ascii="Times New Roman" w:hAnsi="Times New Roman"/>
+        </w:rPr>
         <w:t>{{OWNER_NAME}}</w:t>
       </w:r>
       <w:r>
@@ -5566,7 +5168,18 @@
           <w:szCs w:val="28"/>
           <w:lang w:val="vi-VN"/>
         </w:rPr>
-        <w:t>Số 236A Phan Trung, phường Tam Hiệp, tỉnh Đồng Nai</w:t>
+        <w:t xml:space="preserve">Số 236A Phan Trung, phường Tam Hiệp, </w:t>
+      </w:r>
+      <w:r>
+        <w:rPr>
+          <w:rFonts w:ascii="Times New Roman" w:hAnsi="Times New Roman"/>
+          <w:noProof/>
+          <w:color w:val="000000" w:themeColor="text1"/>
+          <w:sz w:val="28"/>
+          <w:szCs w:val="28"/>
+          <w:lang w:val="vi-VN"/>
+        </w:rPr>
+        <w:t>Tp Đồng Nai</w:t>
       </w:r>
       <w:r>
         <w:rPr>
@@ -5803,40 +5416,51 @@
           <w:szCs w:val="28"/>
           <w:lang w:val="da-DK"/>
         </w:rPr>
+        <w:t xml:space="preserve">Sau khi thoả thuận, hai Bên cùng thống nhất ký kết hợp đồng thuê mặt bằng đặt trạm thu </w:t>
+      </w:r>
+      <w:r>
+        <w:rPr>
+          <w:rFonts w:ascii="Times New Roman" w:hAnsi="Times New Roman"/>
+          <w:color w:val="000000" w:themeColor="text1"/>
+          <w:sz w:val="28"/>
+          <w:szCs w:val="28"/>
+          <w:lang w:val="fr-FR"/>
+        </w:rPr>
+        <w:t>phát</w:t>
+      </w:r>
+      <w:r>
+        <w:rPr>
+          <w:rFonts w:ascii="Times New Roman" w:hAnsi="Times New Roman"/>
+          <w:iCs/>
+          <w:color w:val="000000" w:themeColor="text1"/>
+          <w:sz w:val="28"/>
+          <w:szCs w:val="28"/>
+          <w:lang w:val="da-DK"/>
+        </w:rPr>
+        <w:t xml:space="preserve"> sóng viễn thông (sau đây viết tắt là BTS) </w:t>
+      </w:r>
+      <w:r>
+        <w:rPr>
+          <w:rFonts w:ascii="Times New Roman" w:hAnsi="Times New Roman"/>
+          <w:bCs/>
+          <w:color w:val="000000" w:themeColor="text1"/>
+          <w:sz w:val="28"/>
+          <w:szCs w:val="28"/>
+          <w:lang w:val="fr-FR"/>
+        </w:rPr>
+        <w:t xml:space="preserve">và tài sản gắn liền với </w:t>
+      </w:r>
+      <w:r>
+        <w:rPr>
+          <w:rFonts w:ascii="Times New Roman" w:hAnsi="Times New Roman"/>
+          <w:bCs/>
+          <w:color w:val="000000" w:themeColor="text1"/>
+          <w:sz w:val="28"/>
+          <w:szCs w:val="28"/>
+          <w:lang w:val="fr-FR"/>
+        </w:rPr>
         <w:lastRenderedPageBreak/>
-        <w:t xml:space="preserve">Sau khi thoả thuận, hai Bên cùng thống nhất ký kết hợp đồng thuê mặt bằng đặt trạm thu </w:t>
-      </w:r>
-      <w:r>
-        <w:rPr>
-          <w:rFonts w:ascii="Times New Roman" w:hAnsi="Times New Roman"/>
-          <w:color w:val="000000" w:themeColor="text1"/>
-          <w:sz w:val="28"/>
-          <w:szCs w:val="28"/>
-          <w:lang w:val="fr-FR"/>
-        </w:rPr>
-        <w:t>phát</w:t>
-      </w:r>
-      <w:r>
-        <w:rPr>
-          <w:rFonts w:ascii="Times New Roman" w:hAnsi="Times New Roman"/>
-          <w:iCs/>
-          <w:color w:val="000000" w:themeColor="text1"/>
-          <w:sz w:val="28"/>
-          <w:szCs w:val="28"/>
-          <w:lang w:val="da-DK"/>
-        </w:rPr>
-        <w:t xml:space="preserve"> sóng viễn thông (sau đây viết tắt là BTS) </w:t>
-      </w:r>
-      <w:r>
-        <w:rPr>
-          <w:rFonts w:ascii="Times New Roman" w:hAnsi="Times New Roman"/>
-          <w:bCs/>
-          <w:color w:val="000000" w:themeColor="text1"/>
-          <w:sz w:val="28"/>
-          <w:szCs w:val="28"/>
-          <w:lang w:val="fr-FR"/>
-        </w:rPr>
-        <w:t xml:space="preserve">và tài sản gắn liền với đất </w:t>
+        <w:t xml:space="preserve">đất </w:t>
       </w:r>
       <w:r>
         <w:rPr>
@@ -6020,7 +5644,7 @@
       </w:pPr>
       <w:r>
         <w:rPr>
-          <w:rFonts w:ascii="Times New Roman" w:hAnsi="Times New Roman" w:eastAsia="Times New Roman"/>
+          <w:rFonts w:ascii="Times New Roman" w:hAnsi="Times New Roman"/>
           <w:color w:val="EE0000"/>
           <w:sz w:val="28"/>
           <w:szCs w:val="28"/>
@@ -6063,7 +5687,7 @@
       <w:r>
         <w:rPr>
           <w:rStyle w:val="Emphasis"/>
-          <w:rFonts w:ascii="Times New Roman" w:hAnsi="Times New Roman" w:eastAsia="Times New Roman"/>
+          <w:rFonts w:ascii="Times New Roman" w:hAnsi="Times New Roman"/>
           <w:i w:val="0"/>
           <w:iCs w:val="0"/>
           <w:color w:val="EE0000"/>
@@ -6091,7 +5715,7 @@
       </w:pPr>
       <w:r>
         <w:rPr>
-          <w:rFonts w:ascii="Times New Roman" w:hAnsi="Times New Roman" w:eastAsia="Times New Roman"/>
+          <w:rFonts w:ascii="Times New Roman" w:hAnsi="Times New Roman"/>
         </w:rPr>
         <w:t>Giấy tờ chứng minh quyền sử dụng đất gồm: {{CERTIFICATE}}.</w:t>
       </w:r>
@@ -6150,66 +5774,8 @@
       <w:r>
         <w:rPr>
           <w:rFonts w:ascii="Times New Roman" w:hAnsi="Times New Roman"/>
-          <w:color w:val="000000" w:themeColor="text1"/>
-          <w:sz w:val="28"/>
-          <w:szCs w:val="28"/>
-          <w:lang w:val="da-DK"/>
-        </w:rPr>
-        <w:t>Mặt bằng có sẵn của bên A</w:t>
-      </w:r>
-      <w:r>
-        <w:rPr>
-          <w:rFonts w:ascii="Times New Roman" w:hAnsi="Times New Roman"/>
-          <w:color w:val="000000" w:themeColor="text1"/>
-          <w:sz w:val="28"/>
-          <w:szCs w:val="28"/>
-        </w:rPr>
-        <w:t>;</w:t>
-      </w:r>
-    </w:p>
-    <w:p>
-      <w:pPr>
-        <w:pStyle w:val="ListParagraph"/>
-        <w:widowControl w:val="0"/>
-        <w:numPr>
-          <w:ilvl w:val="0"/>
-          <w:numId w:val="16"/>
-        </w:numPr>
-        <w:tabs>
-          <w:tab w:val="left" w:pos="900"/>
-          <w:tab w:val="left" w:pos="993"/>
-        </w:tabs>
-        <w:autoSpaceDE w:val="0"/>
-        <w:autoSpaceDN w:val="0"/>
-        <w:spacing w:before="60" w:after="60" w:line="276" w:lineRule="auto"/>
-        <w:ind w:left="540" w:firstLine="0"/>
-        <w:jc w:val="both"/>
-        <w:rPr>
-          <w:rFonts w:ascii="Times New Roman" w:hAnsi="Times New Roman"/>
-          <w:color w:val="000000" w:themeColor="text1"/>
-          <w:sz w:val="28"/>
-          <w:szCs w:val="28"/>
-          <w:lang w:val="vi-VN"/>
-        </w:rPr>
-      </w:pPr>
-      <w:r>
-        <w:rPr>
-          <w:rFonts w:ascii="Times New Roman" w:hAnsi="Times New Roman"/>
-          <w:color w:val="000000" w:themeColor="text1"/>
-          <w:sz w:val="28"/>
-          <w:szCs w:val="28"/>
-          <w:lang w:val="vi-VN"/>
-        </w:rPr>
-        <w:t>Bảo vệ, hỗ trợ VHKT, PCCC</w:t>
-      </w:r>
-      <w:r>
-        <w:rPr>
-          <w:rFonts w:ascii="Times New Roman" w:hAnsi="Times New Roman"/>
-          <w:color w:val="000000" w:themeColor="text1"/>
-          <w:sz w:val="28"/>
-          <w:szCs w:val="28"/>
-        </w:rPr>
-        <w:t>.</w:t>
+        </w:rPr>
+        <w:t>{{CSHT_LIST2}}</w:t>
       </w:r>
     </w:p>
     <w:p>
@@ -6525,7 +6091,6 @@
           <w:szCs w:val="28"/>
           <w:lang w:val="da-DK"/>
         </w:rPr>
-        <w:lastRenderedPageBreak/>
         <w:t>- Các công tác thi công, xây dựng nhà trạm, cột anten, hệ thống tiếp đất chống sét, hệ thống đường điện hạ thế, đường cáp tín hiệu;</w:t>
       </w:r>
     </w:p>
@@ -6580,6 +6145,7 @@
           <w:szCs w:val="28"/>
           <w:lang w:val="da-DK"/>
         </w:rPr>
+        <w:lastRenderedPageBreak/>
         <w:t>- Các công tác lắp đặt thiết bị viễn thông tại phòng máy và trên cột treo anten;</w:t>
       </w:r>
     </w:p>
@@ -6757,60 +6323,7 @@
         </w:rPr>
       </w:pPr>
       <w:r>
-        <w:rPr>
-          <w:color w:val="000000" w:themeColor="text1"/>
-          <w:sz w:val="28"/>
-          <w:szCs w:val="28"/>
-          <w:lang w:val="da-DK"/>
-        </w:rPr>
-        <w:t xml:space="preserve">  </w:t>
-      </w:r>
-      <w:r>
-        <w:rPr>
-          <w:color w:val="000000" w:themeColor="text1"/>
-          <w:sz w:val="28"/>
-          <w:szCs w:val="28"/>
-          <w:lang w:val="da-DK"/>
-        </w:rPr>
-        <w:t xml:space="preserve">1. </w:t>
-      </w:r>
-      <w:r>
-        <w:rPr>
-          <w:color w:val="000000" w:themeColor="text1"/>
-          <w:sz w:val="28"/>
-          <w:szCs w:val="28"/>
-        </w:rPr>
-        <w:t xml:space="preserve">Thời hạn thuê: </w:t>
-      </w:r>
-      <w:r>
-        <w:rPr>
-          <w:rFonts w:ascii="Times New Roman" w:hAnsi="Times New Roman" w:eastAsia="Times New Roman"/>
-          <w:b/>
-          <w:color w:val="EE0000"/>
-          <w:sz w:val="26"/>
-          <w:szCs w:val="26"/>
-        </w:rPr>
-        <w:t>Từ ngày {{START_DATE}}</w:t>
-      </w:r>
-      <w:r>
-        <w:rPr>
-          <w:b/>
-          <w:color w:val="EE0000"/>
-          <w:sz w:val="26"/>
-          <w:szCs w:val="26"/>
-          <w:lang w:val="da-DK"/>
-        </w:rPr>
-        <w:t xml:space="preserve"> đến ngày </w:t>
-      </w:r>
-      <w:r>
-        <w:rPr>
-          <w:rFonts w:ascii="Times New Roman" w:hAnsi="Times New Roman" w:eastAsia="Times New Roman"/>
-          <w:b/>
-          <w:color w:val="EE0000"/>
-          <w:sz w:val="26"/>
-          <w:szCs w:val="26"/>
-        </w:rPr>
-        <w:t>{{END_DATE}}</w:t>
+        <w:t xml:space="preserve">  1. Thời hạn thuê: Từ ngày {{START_DATE}} đến ngày {{OLD_END_DATE}}</w:t>
       </w:r>
     </w:p>
     <w:p>
@@ -6965,7 +6478,7 @@
       </w:pPr>
       <w:r>
         <w:rPr>
-          <w:rFonts w:ascii="Times New Roman" w:hAnsi="Times New Roman" w:eastAsia="Times New Roman"/>
+          <w:rFonts w:ascii="Times New Roman" w:hAnsi="Times New Roman"/>
         </w:rPr>
         <w:t>- Tổng cộng giá thuê hàng tháng: Giá thuê ổn định và không thay đổi trong suốt thời gian thuê là: {{NEW_PRICE}} đồng/tháng (Số tiền thuê bằng chữ: {{NEW_PRICE_TEXT}})</w:t>
       </w:r>
@@ -7050,57 +6563,7 @@
         </w:rPr>
       </w:pPr>
       <w:r>
-        <w:rPr>
-          <w:rFonts w:ascii="Times New Roman" w:hAnsi="Times New Roman"/>
-          <w:bCs/>
-          <w:iCs/>
-          <w:color w:val="000000" w:themeColor="text1"/>
-          <w:spacing w:val="-2"/>
-          <w:sz w:val="28"/>
-          <w:szCs w:val="28"/>
-          <w:lang w:val="vi-VN"/>
-        </w:rPr>
-        <w:t>- Thời điểm bắt đầu tính tiền thuê:</w:t>
-      </w:r>
-      <w:r>
-        <w:rPr>
-          <w:rFonts w:ascii="Times New Roman" w:hAnsi="Times New Roman"/>
-          <w:bCs/>
-          <w:i/>
-          <w:iCs/>
-          <w:color w:val="000000" w:themeColor="text1"/>
-          <w:spacing w:val="-2"/>
-          <w:sz w:val="28"/>
-          <w:szCs w:val="28"/>
-          <w:lang w:val="vi-VN"/>
-        </w:rPr>
-        <w:t xml:space="preserve"> </w:t>
-      </w:r>
-      <w:r>
-        <w:rPr>
-          <w:rFonts w:ascii="Times New Roman" w:hAnsi="Times New Roman"/>
-          <w:b/>
-          <w:i/>
-          <w:iCs/>
-          <w:color w:val="000000" w:themeColor="text1"/>
-          <w:spacing w:val="-2"/>
-          <w:sz w:val="28"/>
-          <w:szCs w:val="28"/>
-        </w:rPr>
-        <w:t xml:space="preserve">Từ </w:t>
-      </w:r>
-      <w:r>
-        <w:rPr>
-          <w:rFonts w:ascii="Times New Roman" w:hAnsi="Times New Roman"/>
-          <w:b/>
-          <w:i/>
-          <w:iCs/>
-          <w:color w:val="000000" w:themeColor="text1"/>
-          <w:spacing w:val="-2"/>
-          <w:sz w:val="28"/>
-          <w:szCs w:val="28"/>
-        </w:rPr>
-        <w:t>ngày kết thúc hợp đồng +1</w:t>
+        <w:t>- Thời điểm bắt đầu tính tiền thuê: Từ ngày {{START_DATE}}</w:t>
       </w:r>
     </w:p>
     <w:p>
@@ -7198,7 +6661,6 @@
           <w:rFonts w:ascii="Times New Roman" w:hAnsi="Times New Roman"/>
           <w:sz w:val="28"/>
         </w:rPr>
-        <w:lastRenderedPageBreak/>
         <w:t>Tại ngân hàng: {{BANK_NAME}}</w:t>
       </w:r>
     </w:p>
@@ -7253,6 +6715,7 @@
           <w:szCs w:val="28"/>
           <w:lang w:val="vi-VN"/>
         </w:rPr>
+        <w:lastRenderedPageBreak/>
         <w:t>Trường hợp thay đổi thông tin tài khoản nhận thanh toán, Bên B phải báo trước bằng văn bản cho bên A chậm nhất là 30 ngày trước khi đến hạn của chu kỳ thanh toán kế tiếp và hai bên sẽ tiến hành ký phụ lục điều chỉnh thông tin tài khoản nhận tiền  thanh toán.</w:t>
       </w:r>
     </w:p>
@@ -7452,7 +6915,15 @@
             <w:tcW w:w="8640" w:type="dxa"/>
           </w:tcPr>
           <w:p>
+            <w:pPr>
+              <w:rPr>
+                <w:rFonts w:ascii="Times New Roman" w:hAnsi="Times New Roman"/>
+              </w:rPr>
+            </w:pPr>
             <w:r>
+              <w:rPr>
+                <w:rFonts w:ascii="Times New Roman" w:hAnsi="Times New Roman"/>
+              </w:rPr>
               <w:t>{{PAY_ROW}}</w:t>
             </w:r>
           </w:p>
@@ -7582,7 +7053,29 @@
           <w:szCs w:val="28"/>
           <w:lang w:val="fr-FR"/>
         </w:rPr>
-        <w:t>Số 236A Phan Trung, Phường Tam Hiệp, Tỉnh Đồng Nai, Việt Nam</w:t>
+        <w:t xml:space="preserve">Số 236A Phan Trung, Phường Tam Hiệp, </w:t>
+      </w:r>
+      <w:r>
+        <w:rPr>
+          <w:rFonts w:ascii="Times New Roman" w:hAnsi="Times New Roman"/>
+          <w:noProof/>
+          <w:color w:val="000000" w:themeColor="text1"/>
+          <w:sz w:val="28"/>
+          <w:szCs w:val="28"/>
+          <w:lang w:val="fr-FR"/>
+        </w:rPr>
+        <w:t>Tp Đồng Nai</w:t>
+      </w:r>
+      <w:r>
+        <w:rPr>
+          <w:rFonts w:ascii="Times New Roman" w:hAnsi="Times New Roman"/>
+          <w:noProof/>
+          <w:color w:val="000000" w:themeColor="text1"/>
+          <w:sz w:val="28"/>
+          <w:szCs w:val="28"/>
+          <w:lang w:val="fr-FR"/>
+        </w:rPr>
+        <w:t>, Việt Nam</w:t>
       </w:r>
     </w:p>
     <w:p>
@@ -7625,7 +7118,7 @@
         <w:tab/>
         <w:t xml:space="preserve">: </w:t>
       </w:r>
-      <w:bookmarkStart w:id="4" w:name="_Hlk220074608"/>
+      <w:bookmarkStart w:id="3" w:name="_Hlk220074608"/>
       <w:r>
         <w:rPr>
           <w:rFonts w:ascii="Times New Roman" w:hAnsi="Times New Roman"/>
@@ -7636,7 +7129,7 @@
         </w:rPr>
         <w:t>0909 302 603 (chị Ngọc)</w:t>
       </w:r>
-      <w:bookmarkEnd w:id="4"/>
+      <w:bookmarkEnd w:id="3"/>
     </w:p>
     <w:p>
       <w:pPr>
@@ -7889,7 +7382,7 @@
           <w:szCs w:val="28"/>
           <w:lang w:val="da-DK"/>
         </w:rPr>
-        <w:t xml:space="preserve">Bên A cung cấp đầy đủ các giấy tờ liên quan quyền sở hữu/sử dụng đất và công trình, tài sản trên đất hoặc giấy xác nhận sở hữu/quyền sở hữu và không </w:t>
+        <w:t xml:space="preserve">Bên A cung cấp đầy đủ các giấy tờ liên quan quyền sở hữu/sử dụng đất và công trình, tài sản trên đất hoặc giấy xác nhận sở hữu/quyền sở hữu và không tranh chấp của chính quyền địa phương, địa chính địa phương (giấy tờ nhà/đất, giấy phép xây dựng, hoàn công nhà…) để bên B xin phép xây dựng trạm BTS, đồng thời Bên A đồng ý, tạo điều kiện thuận lợi cho Bên B triển khai thi công xây dựng trong quá trình hoàn thiện hồ sơ cấp phép. Nếu quá trình thi công bị dừng do thiếu giấy tờ của Bên A thì Bên B sẽ không thanh toán tiền thuê mặt </w:t>
       </w:r>
       <w:r>
         <w:rPr>
@@ -7900,7 +7393,7 @@
           <w:lang w:val="da-DK"/>
         </w:rPr>
         <w:lastRenderedPageBreak/>
-        <w:t>tranh chấp của chính quyền địa phương, địa chính địa phương (giấy tờ nhà/đất, giấy phép xây dựng, hoàn công nhà…) để bên B xin phép xây dựng trạm BTS, đồng thời Bên A đồng ý, tạo điều kiện thuận lợi cho Bên B triển khai thi công xây dựng trong quá trình hoàn thiện hồ sơ cấp phép. Nếu quá trình thi công bị dừng do thiếu giấy tờ của Bên A thì Bên B sẽ không thanh toán tiền thuê mặt bằng cho đến khi Bên A cung cấp bổ sung đầy đủ hồ sơ cho Bên B.</w:t>
+        <w:t>bằng cho đến khi Bên A cung cấp bổ sung đầy đủ hồ sơ cho Bên B.</w:t>
       </w:r>
     </w:p>
     <w:p>
@@ -8176,18 +7669,7 @@
           <w:szCs w:val="28"/>
           <w:lang w:val="da-DK"/>
         </w:rPr>
-        <w:t xml:space="preserve">- Bên A phối hợp, kiểm tra giám sát khu vực nhà trạm, kịp thời thông báo cho Bên B các điều kiện không đảm bảo an toàn hoạt động của nhà trạm và các thiết bị của Bên B (hệ thống thoát nước, hệ thống điện, phòng chống cháy nổ, hệ </w:t>
-      </w:r>
-      <w:r>
-        <w:rPr>
-          <w:rFonts w:ascii="Times New Roman" w:hAnsi="Times New Roman"/>
-          <w:color w:val="000000" w:themeColor="text1"/>
-          <w:sz w:val="28"/>
-          <w:szCs w:val="28"/>
-          <w:lang w:val="da-DK"/>
-        </w:rPr>
-        <w:lastRenderedPageBreak/>
-        <w:t>thống tiếp đất chống sét,…). Bên A phối hợp giúp đỡ Bên B để khắc phục sửa chữa kịp thời những hư hỏng đó. Mọi việc sửa chữa đột xuất của Bên A có ảnh hưởng đến hoạt động của trạm viễn thông phải báo trước 48 giờ cho Bên B để phối hợp giải quyết.</w:t>
+        <w:t>- Bên A phối hợp, kiểm tra giám sát khu vực nhà trạm, kịp thời thông báo cho Bên B các điều kiện không đảm bảo an toàn hoạt động của nhà trạm và các thiết bị của Bên B (hệ thống thoát nước, hệ thống điện, phòng chống cháy nổ, hệ thống tiếp đất chống sét,…). Bên A phối hợp giúp đỡ Bên B để khắc phục sửa chữa kịp thời những hư hỏng đó. Mọi việc sửa chữa đột xuất của Bên A có ảnh hưởng đến hoạt động của trạm viễn thông phải báo trước 48 giờ cho Bên B để phối hợp giải quyết.</w:t>
       </w:r>
     </w:p>
     <w:p>
@@ -8212,6 +7694,7 @@
           <w:szCs w:val="28"/>
           <w:lang w:val="da-DK"/>
         </w:rPr>
+        <w:lastRenderedPageBreak/>
         <w:t>- Nộp các khoản thuế liên quan đến việc cho thuê theo quy định của nhà nước và phát hành hóa đơn hợp lệ cho Bên B.</w:t>
       </w:r>
     </w:p>
@@ -8475,7 +7958,6 @@
           <w:szCs w:val="28"/>
           <w:lang w:val="da-DK"/>
         </w:rPr>
-        <w:lastRenderedPageBreak/>
         <w:t>- Được quyền sử dụng diện tích mặt bằng như hai bên đã thỏa thuận để phục vụ cho quá trình xây lắp, vận hành khai thác và quản lý nhà trạm viễn thông phục vụ cho hoạt động sản xuất kinh doanh.</w:t>
       </w:r>
     </w:p>
@@ -8501,7 +7983,18 @@
           <w:szCs w:val="28"/>
           <w:lang w:val="da-DK"/>
         </w:rPr>
-        <w:t>- Được tiếp tục thuê theo các điều kiện đã thỏa thuận với Bên A trong trường hợp thay đổi chủ sở hữu mặt bằng/hạ tầng đã cho thuê. Trường hợp chuyển quyền sở hữu mặt bằng/hạ tầng đang cho thuê mà thời hạn hợp đồng vẫn còn thì chủ sở hữu mới có trách nhiệm tiếp tục thực hiện hợp đồng thuê mặt bằng/hạ tầng đã ký kết trước đó và ưu tiên cho Bên B thuê lại khi hết thời hạn hợp đồng</w:t>
+        <w:t xml:space="preserve">- Được tiếp tục thuê theo các điều kiện đã thỏa thuận với Bên A trong </w:t>
+      </w:r>
+      <w:r>
+        <w:rPr>
+          <w:rFonts w:ascii="Times New Roman" w:hAnsi="Times New Roman"/>
+          <w:color w:val="000000" w:themeColor="text1"/>
+          <w:sz w:val="28"/>
+          <w:szCs w:val="28"/>
+          <w:lang w:val="da-DK"/>
+        </w:rPr>
+        <w:lastRenderedPageBreak/>
+        <w:t>trường hợp thay đổi chủ sở hữu mặt bằng/hạ tầng đã cho thuê. Trường hợp chuyển quyền sở hữu mặt bằng/hạ tầng đang cho thuê mà thời hạn hợp đồng vẫn còn thì chủ sở hữu mới có trách nhiệm tiếp tục thực hiện hợp đồng thuê mặt bằng/hạ tầng đã ký kết trước đó và ưu tiên cho Bên B thuê lại khi hết thời hạn hợp đồng</w:t>
       </w:r>
     </w:p>
     <w:p>
@@ -8813,7 +8306,6 @@
           <w:szCs w:val="28"/>
           <w:lang w:val="vi-VN"/>
         </w:rPr>
-        <w:lastRenderedPageBreak/>
         <w:t xml:space="preserve">Điều </w:t>
       </w:r>
       <w:r>
@@ -8932,6 +8424,7 @@
           <w:szCs w:val="28"/>
           <w:lang w:val="da-DK"/>
         </w:rPr>
+        <w:lastRenderedPageBreak/>
         <w:t>- Sự kiện bất khả kháng là sự kiện xảy ra một cách khách quan không thể lường trước được và không thể khắc phục được mặc dù đã áp dụng mọi biện pháp cần thiết và khả năng cho phép.</w:t>
       </w:r>
     </w:p>
@@ -9328,7 +8821,6 @@
           <w:szCs w:val="28"/>
           <w:lang w:val="da-DK"/>
         </w:rPr>
-        <w:lastRenderedPageBreak/>
         <w:t>- Số điện thoại, liên lạc của các bên:</w:t>
       </w:r>
     </w:p>
@@ -9432,6 +8924,7 @@
           <w:szCs w:val="28"/>
           <w:lang w:val="da-DK"/>
         </w:rPr>
+        <w:lastRenderedPageBreak/>
         <w:t>(Khi thay đổi số điện thoại và thông tin liên lạc, hai Bên sẽ chủ động thông báo cho nhau).</w:t>
       </w:r>
     </w:p>
@@ -9808,7 +9301,6 @@
           <w:szCs w:val="28"/>
           <w:lang w:val="da-DK"/>
         </w:rPr>
-        <w:lastRenderedPageBreak/>
         <w:t xml:space="preserve">Điều 7. </w:t>
       </w:r>
       <w:r>
@@ -9847,7 +9339,18 @@
           <w:szCs w:val="28"/>
           <w:lang w:val="da-DK"/>
         </w:rPr>
-        <w:t>- Hai bên cam kết thực hiện nghiêm chỉnh các điều khoản đã ghi trong hợp đồng này. Trong quá trình thực hiện, nếu có vấn đề gì phát sinh, hai bên sẽ thông báo cho nhau và cùng nhau bàn bạc giải quyết trên cơ sở hợp tình, hợp lý.</w:t>
+        <w:t xml:space="preserve">- Hai bên cam kết thực hiện nghiêm chỉnh các điều khoản đã ghi trong hợp đồng này. Trong quá trình thực hiện, nếu có vấn đề gì phát sinh, hai bên sẽ thông </w:t>
+      </w:r>
+      <w:r>
+        <w:rPr>
+          <w:rFonts w:ascii="Times New Roman" w:hAnsi="Times New Roman"/>
+          <w:color w:val="000000" w:themeColor="text1"/>
+          <w:sz w:val="28"/>
+          <w:szCs w:val="28"/>
+          <w:lang w:val="da-DK"/>
+        </w:rPr>
+        <w:lastRenderedPageBreak/>
+        <w:t>báo cho nhau và cùng nhau bàn bạc giải quyết trên cơ sở hợp tình, hợp lý.</w:t>
       </w:r>
     </w:p>
     <w:p>
@@ -10516,37 +10019,10 @@
     <w:p/>
     <w:p/>
     <w:p/>
-    <w:p/>
-    <w:p/>
-    <w:p/>
-    <w:p/>
-    <w:p/>
-    <w:p/>
-    <w:p/>
-    <w:p/>
-    <w:p/>
-    <w:p/>
-    <w:p/>
-    <w:p/>
-    <w:p/>
-    <w:p/>
-    <w:p/>
-    <w:p/>
-    <w:p/>
-    <w:p/>
-    <w:p/>
-    <w:p/>
-    <w:p/>
-    <w:p/>
-    <w:p/>
-    <w:p/>
-    <w:p/>
-    <w:p/>
-    <w:p/>
-    <w:p/>
-    <w:p/>
-    <w:p/>
-    <w:p/>
+    <w:p>
+      <w:bookmarkStart w:id="4" w:name="_GoBack"/>
+      <w:bookmarkEnd w:id="4"/>
+    </w:p>
     <w:sectPr>
       <w:pgSz w:w="11906" w:h="16838"/>
       <w:pgMar w:top="1260" w:right="1440" w:bottom="1440" w:left="1440" w:header="708" w:footer="708" w:gutter="0"/>
@@ -10558,7 +10034,7 @@
 </file>
 
 <file path=word/numbering.xml><?xml version="1.0" encoding="utf-8"?>
-<w:numbering xmlns:wpc="http://schemas.microsoft.com/office/word/2010/wordprocessingCanvas" xmlns:cx="http://schemas.microsoft.com/office/drawing/2014/chartex" xmlns:cx1="http://schemas.microsoft.com/office/drawing/2015/9/8/chartex" xmlns:cx2="http://schemas.microsoft.com/office/drawing/2015/10/21/chartex" xmlns:cx3="http://schemas.microsoft.com/office/drawing/2016/5/9/chartex" xmlns:cx4="http://schemas.microsoft.com/office/drawing/2016/5/10/chartex" xmlns:cx5="http://schemas.microsoft.com/office/drawing/2016/5/11/chartex" xmlns:cx6="http://schemas.microsoft.com/office/drawing/2016/5/12/chartex" xmlns:cx7="http://schemas.microsoft.com/office/drawing/2016/5/13/chartex" xmlns:cx8="http://schemas.microsoft.com/office/drawing/2016/5/14/chartex" xmlns:mc="http://schemas.openxmlformats.org/markup-compatibility/2006" xmlns:aink="http://schemas.microsoft.com/office/drawing/2016/ink" xmlns:am3d="http://schemas.microsoft.com/office/drawing/2017/model3d" xmlns:o="urn:schemas-microsoft-com:office:office" xmlns:oel="http://schemas.microsoft.com/office/2019/extlst" xmlns:r="http://schemas.openxmlformats.org/officeDocument/2006/relationships" xmlns:m="http://schemas.openxmlformats.org/officeDocument/2006/math" xmlns:v="urn:schemas-microsoft-com:vml" xmlns:wp14="http://schemas.microsoft.com/office/word/2010/wordprocessingDrawing" xmlns:wp="http://schemas.openxmlformats.org/drawingml/2006/wordprocessingDrawing" xmlns:w10="urn:schemas-microsoft-com:office:word" xmlns:w="http://schemas.openxmlformats.org/wordprocessingml/2006/main" xmlns:w14="http://schemas.microsoft.com/office/word/2010/wordml" xmlns:w15="http://schemas.microsoft.com/office/word/2012/wordml" xmlns:w16cex="http://schemas.microsoft.com/office/word/2018/wordml/cex" xmlns:w16cid="http://schemas.microsoft.com/office/word/2016/wordml/cid" xmlns:w16="http://schemas.microsoft.com/office/word/2018/wordml" xmlns:w16du="http://schemas.microsoft.com/office/word/2023/wordml/word16du" xmlns:w16sdtdh="http://schemas.microsoft.com/office/word/2020/wordml/sdtdatahash" xmlns:w16sdtfl="http://schemas.microsoft.com/office/word/2024/wordml/sdtformatlock" xmlns:w16se="http://schemas.microsoft.com/office/word/2015/wordml/symex" xmlns:wpg="http://schemas.microsoft.com/office/word/2010/wordprocessingGroup" xmlns:wpi="http://schemas.microsoft.com/office/word/2010/wordprocessingInk" xmlns:wne="http://schemas.microsoft.com/office/word/2006/wordml" xmlns:wps="http://schemas.microsoft.com/office/word/2010/wordprocessingShape" mc:Ignorable="w14 w15 w16se w16cid w16 w16cex w16sdtdh w16sdtfl w16du wp14">
+<w:numbering xmlns:wpc="http://schemas.microsoft.com/office/word/2010/wordprocessingCanvas" xmlns:cx="http://schemas.microsoft.com/office/drawing/2014/chartex" xmlns:cx1="http://schemas.microsoft.com/office/drawing/2015/9/8/chartex" xmlns:cx2="http://schemas.microsoft.com/office/drawing/2015/10/21/chartex" xmlns:cx3="http://schemas.microsoft.com/office/drawing/2016/5/9/chartex" xmlns:cx4="http://schemas.microsoft.com/office/drawing/2016/5/10/chartex" xmlns:cx5="http://schemas.microsoft.com/office/drawing/2016/5/11/chartex" xmlns:cx6="http://schemas.microsoft.com/office/drawing/2016/5/12/chartex" xmlns:cx7="http://schemas.microsoft.com/office/drawing/2016/5/13/chartex" xmlns:cx8="http://schemas.microsoft.com/office/drawing/2016/5/14/chartex" xmlns:mc="http://schemas.openxmlformats.org/markup-compatibility/2006" xmlns:aink="http://schemas.microsoft.com/office/drawing/2016/ink" xmlns:am3d="http://schemas.microsoft.com/office/drawing/2017/model3d" xmlns:o="urn:schemas-microsoft-com:office:office" xmlns:r="http://schemas.openxmlformats.org/officeDocument/2006/relationships" xmlns:m="http://schemas.openxmlformats.org/officeDocument/2006/math" xmlns:v="urn:schemas-microsoft-com:vml" xmlns:wp14="http://schemas.microsoft.com/office/word/2010/wordprocessingDrawing" xmlns:wp="http://schemas.openxmlformats.org/drawingml/2006/wordprocessingDrawing" xmlns:w10="urn:schemas-microsoft-com:office:word" xmlns:w="http://schemas.openxmlformats.org/wordprocessingml/2006/main" xmlns:w14="http://schemas.microsoft.com/office/word/2010/wordml" xmlns:w15="http://schemas.microsoft.com/office/word/2012/wordml" xmlns:w16cid="http://schemas.microsoft.com/office/word/2016/wordml/cid" xmlns:w16se="http://schemas.microsoft.com/office/word/2015/wordml/symex" xmlns:wpg="http://schemas.microsoft.com/office/word/2010/wordprocessingGroup" xmlns:wpi="http://schemas.microsoft.com/office/word/2010/wordprocessingInk" xmlns:wne="http://schemas.microsoft.com/office/word/2006/wordml" xmlns:wps="http://schemas.microsoft.com/office/word/2010/wordprocessingShape" mc:Ignorable="w14 w15 w16se w16cid wp14">
   <w:abstractNum w:abstractNumId="0" w15:restartNumberingAfterBreak="1">
     <w:nsid w:val="084E5937"/>
     <w:multiLevelType w:val="hybridMultilevel"/>
@@ -12934,80 +12410,80 @@
       </w:pPr>
     </w:lvl>
   </w:abstractNum>
-  <w:num w:numId="1" w16cid:durableId="2030326912">
+  <w:num w:numId="1">
     <w:abstractNumId w:val="11"/>
   </w:num>
-  <w:num w:numId="2" w16cid:durableId="1411318656">
+  <w:num w:numId="2">
     <w:abstractNumId w:val="9"/>
   </w:num>
-  <w:num w:numId="3" w16cid:durableId="1322781673">
+  <w:num w:numId="3">
     <w:abstractNumId w:val="14"/>
   </w:num>
-  <w:num w:numId="4" w16cid:durableId="1403216599">
+  <w:num w:numId="4">
     <w:abstractNumId w:val="16"/>
   </w:num>
-  <w:num w:numId="5" w16cid:durableId="366836286">
+  <w:num w:numId="5">
     <w:abstractNumId w:val="10"/>
   </w:num>
-  <w:num w:numId="6" w16cid:durableId="747656066">
+  <w:num w:numId="6">
     <w:abstractNumId w:val="21"/>
   </w:num>
-  <w:num w:numId="7" w16cid:durableId="379793347">
+  <w:num w:numId="7">
     <w:abstractNumId w:val="0"/>
   </w:num>
-  <w:num w:numId="8" w16cid:durableId="279535789">
+  <w:num w:numId="8">
     <w:abstractNumId w:val="5"/>
   </w:num>
-  <w:num w:numId="9" w16cid:durableId="1675181477">
+  <w:num w:numId="9">
     <w:abstractNumId w:val="3"/>
   </w:num>
-  <w:num w:numId="10" w16cid:durableId="1109930977">
+  <w:num w:numId="10">
     <w:abstractNumId w:val="22"/>
   </w:num>
-  <w:num w:numId="11" w16cid:durableId="1749038798">
+  <w:num w:numId="11">
     <w:abstractNumId w:val="18"/>
   </w:num>
-  <w:num w:numId="12" w16cid:durableId="1852603460">
+  <w:num w:numId="12">
     <w:abstractNumId w:val="1"/>
   </w:num>
-  <w:num w:numId="13" w16cid:durableId="1907059901">
+  <w:num w:numId="13">
     <w:abstractNumId w:val="2"/>
   </w:num>
-  <w:num w:numId="14" w16cid:durableId="1257522095">
+  <w:num w:numId="14">
     <w:abstractNumId w:val="6"/>
   </w:num>
-  <w:num w:numId="15" w16cid:durableId="386803710">
+  <w:num w:numId="15">
     <w:abstractNumId w:val="7"/>
   </w:num>
-  <w:num w:numId="16" w16cid:durableId="2092120663">
+  <w:num w:numId="16">
     <w:abstractNumId w:val="8"/>
   </w:num>
-  <w:num w:numId="17" w16cid:durableId="1972704851">
+  <w:num w:numId="17">
     <w:abstractNumId w:val="4"/>
   </w:num>
-  <w:num w:numId="18" w16cid:durableId="656419407">
+  <w:num w:numId="18">
     <w:abstractNumId w:val="13"/>
   </w:num>
-  <w:num w:numId="19" w16cid:durableId="1796437718">
+  <w:num w:numId="19">
     <w:abstractNumId w:val="15"/>
   </w:num>
-  <w:num w:numId="20" w16cid:durableId="1481074797">
+  <w:num w:numId="20">
     <w:abstractNumId w:val="20"/>
   </w:num>
-  <w:num w:numId="21" w16cid:durableId="1479759622">
+  <w:num w:numId="21">
     <w:abstractNumId w:val="12"/>
   </w:num>
-  <w:num w:numId="22" w16cid:durableId="2131125530">
+  <w:num w:numId="22">
     <w:abstractNumId w:val="19"/>
   </w:num>
-  <w:num w:numId="23" w16cid:durableId="438454641">
+  <w:num w:numId="23">
     <w:abstractNumId w:val="17"/>
   </w:num>
 </w:numbering>
 </file>
 
 <file path=word/styles.xml><?xml version="1.0" encoding="utf-8"?>
-<w:styles xmlns:mc="http://schemas.openxmlformats.org/markup-compatibility/2006" xmlns:r="http://schemas.openxmlformats.org/officeDocument/2006/relationships" xmlns:w="http://schemas.openxmlformats.org/wordprocessingml/2006/main" xmlns:w14="http://schemas.microsoft.com/office/word/2010/wordml" xmlns:w15="http://schemas.microsoft.com/office/word/2012/wordml" xmlns:w16cex="http://schemas.microsoft.com/office/word/2018/wordml/cex" xmlns:w16cid="http://schemas.microsoft.com/office/word/2016/wordml/cid" xmlns:w16="http://schemas.microsoft.com/office/word/2018/wordml" xmlns:w16du="http://schemas.microsoft.com/office/word/2023/wordml/word16du" xmlns:w16sdtdh="http://schemas.microsoft.com/office/word/2020/wordml/sdtdatahash" xmlns:w16sdtfl="http://schemas.microsoft.com/office/word/2024/wordml/sdtformatlock" xmlns:w16se="http://schemas.microsoft.com/office/word/2015/wordml/symex" mc:Ignorable="w14 w15 w16se w16cid w16 w16cex w16sdtdh w16sdtfl w16du">
+<w:styles xmlns:mc="http://schemas.openxmlformats.org/markup-compatibility/2006" xmlns:r="http://schemas.openxmlformats.org/officeDocument/2006/relationships" xmlns:w="http://schemas.openxmlformats.org/wordprocessingml/2006/main" xmlns:w14="http://schemas.microsoft.com/office/word/2010/wordml" xmlns:w15="http://schemas.microsoft.com/office/word/2012/wordml" xmlns:w16cid="http://schemas.microsoft.com/office/word/2016/wordml/cid" xmlns:w16se="http://schemas.microsoft.com/office/word/2015/wordml/symex" mc:Ignorable="w14 w15 w16se w16cid">
   <w:docDefaults>
     <w:rPrDefault>
       <w:rPr>
@@ -13025,7 +12501,7 @@
       </w:pPr>
     </w:pPrDefault>
   </w:docDefaults>
-  <w:latentStyles w:defLockedState="0" w:defUIPriority="99" w:defSemiHidden="0" w:defUnhideWhenUsed="0" w:defQFormat="0" w:count="376">
+  <w:latentStyles w:defLockedState="0" w:defUIPriority="99" w:defSemiHidden="0" w:defUnhideWhenUsed="0" w:defQFormat="0" w:count="375">
     <w:lsdException w:name="Normal" w:uiPriority="0" w:qFormat="1"/>
     <w:lsdException w:name="heading 1" w:uiPriority="9" w:qFormat="1"/>
     <w:lsdException w:name="heading 2" w:semiHidden="1" w:uiPriority="9" w:unhideWhenUsed="1" w:qFormat="1"/>
@@ -13401,7 +12877,6 @@
     <w:lsdException w:name="Smart Hyperlink" w:semiHidden="1" w:unhideWhenUsed="1"/>
     <w:lsdException w:name="Hashtag" w:semiHidden="1" w:unhideWhenUsed="1"/>
     <w:lsdException w:name="Unresolved Mention" w:semiHidden="1" w:unhideWhenUsed="1"/>
-    <w:lsdException w:name="Smart Link" w:semiHidden="1" w:unhideWhenUsed="1"/>
   </w:latentStyles>
   <w:style w:type="paragraph" w:default="1" w:styleId="Normal">
     <w:name w:val="Normal"/>

--- a/templates/THANH LY KY LAI_TEMPLATE.docx
+++ b/templates/THANH LY KY LAI_TEMPLATE.docx
@@ -725,6 +725,7 @@
       <w:r>
         <w:rPr>
           <w:rFonts w:ascii="Times New Roman" w:hAnsi="Times New Roman"/>
+          <w:b/>
           <w:sz w:val="28"/>
         </w:rPr>
         <w:t>Căn cứ hợp đồng số {{CONTRACT_NO}} ký ngày {{CONTRACT_DATE}} giữa Trung tâm Mạng lưới MobiFone miền Nam và Ông/Bà {{OWNER_NAME}} về việc thuê đặt trạm BTS địa chỉ: {{ADDRESS_OLD}} ({{ADDRESS_NEW}}).</w:t>
@@ -2778,6 +2779,7 @@
       <w:r>
         <w:rPr>
           <w:rFonts w:eastAsia="Times New Roman"/>
+          <w:b/>
         </w:rPr>
         <w:t>Căn cứ vào hợp đồng số {{CONTRACT_NO}} ký ngày {{CONTRACT_DATE}} giữa Trung tâm mạng lưới MobiFone miền Nam và Ông/Bà {{OWNER_NAME}} về việc thuê vị trí đặt trạm điện thoại di động tại: {{ADDRESS_OLD}} (ID trạm: {{SITE_ID}}).</w:t>
       </w:r>
@@ -3814,6 +3816,7 @@
             <w:r>
               <w:rPr>
                 <w:rFonts w:ascii="Times New Roman" w:hAnsi="Times New Roman"/>
+                <w:b/>
               </w:rPr>
               <w:t>{{OWNER_NAME}}</w:t>
             </w:r>
@@ -4430,6 +4433,7 @@
       <w:r>
         <w:rPr>
           <w:rFonts w:ascii="Times New Roman" w:hAnsi="Times New Roman"/>
+          <w:b/>
           <w:color w:val="000000" w:themeColor="text1"/>
           <w:sz w:val="28"/>
           <w:szCs w:val="28"/>
@@ -4441,7 +4445,7 @@
         <w:rPr>
           <w:rStyle w:val="Strong"/>
           <w:rFonts w:ascii="Times New Roman" w:hAnsi="Times New Roman"/>
-          <w:b w:val="0"/>
+          <w:b/>
           <w:bCs w:val="0"/>
           <w:color w:val="000000" w:themeColor="text1"/>
           <w:sz w:val="28"/>
@@ -4453,6 +4457,7 @@
       <w:r>
         <w:rPr>
           <w:rFonts w:ascii="Times New Roman" w:hAnsi="Times New Roman"/>
+          <w:b/>
           <w:color w:val="000000" w:themeColor="text1"/>
           <w:sz w:val="28"/>
           <w:szCs w:val="28"/>
@@ -4464,6 +4469,7 @@
         <w:rPr>
           <w:rStyle w:val="Emphasis"/>
           <w:rFonts w:ascii="Times New Roman" w:hAnsi="Times New Roman"/>
+          <w:b/>
           <w:i w:val="0"/>
           <w:iCs w:val="0"/>
           <w:color w:val="000000" w:themeColor="text1"/>
@@ -4475,6 +4481,7 @@
       <w:r>
         <w:rPr>
           <w:rFonts w:ascii="Times New Roman" w:hAnsi="Times New Roman"/>
+          <w:b/>
           <w:color w:val="000000" w:themeColor="text1"/>
           <w:sz w:val="28"/>
           <w:szCs w:val="28"/>
@@ -4650,6 +4657,7 @@
       <w:r>
         <w:rPr>
           <w:rFonts w:ascii="Times New Roman" w:hAnsi="Times New Roman"/>
+          <w:b/>
         </w:rPr>
         <w:t>{{OWNER_NAME}}</w:t>
       </w:r>
@@ -6585,6 +6593,7 @@
       <w:r>
         <w:rPr>
           <w:rFonts w:ascii="Times New Roman" w:hAnsi="Times New Roman"/>
+          <w:b/>
           <w:sz w:val="28"/>
           <w:szCs w:val="28"/>
           <w:lang w:val="vi-VN"/>
@@ -6611,6 +6620,7 @@
       <w:r>
         <w:rPr>
           <w:rFonts w:ascii="Times New Roman" w:hAnsi="Times New Roman"/>
+          <w:b/>
           <w:sz w:val="28"/>
         </w:rPr>
         <w:t>Tên tài khoản: {{ACCOUNT_OWNER}}</w:t>
@@ -6635,6 +6645,7 @@
       <w:r>
         <w:rPr>
           <w:rFonts w:ascii="Times New Roman" w:hAnsi="Times New Roman"/>
+          <w:b/>
           <w:sz w:val="28"/>
         </w:rPr>
         <w:t>Số tài khoản: {{ACCOUNT_NO}}</w:t>
@@ -6659,6 +6670,7 @@
       <w:r>
         <w:rPr>
           <w:rFonts w:ascii="Times New Roman" w:hAnsi="Times New Roman"/>
+          <w:b/>
           <w:sz w:val="28"/>
         </w:rPr>
         <w:t>Tại ngân hàng: {{BANK_NAME}}</w:t>
@@ -9865,6 +9877,9 @@
               </w:rPr>
             </w:pPr>
             <w:r>
+              <w:rPr>
+                <w:b/>
+              </w:rPr>
               <w:t>{{OWNER_NAME}}</w:t>
             </w:r>
           </w:p>
